--- a/Documentation.docx
+++ b/Documentation.docx
@@ -29,7 +29,23 @@
           <w:b/>
           <w:bCs/>
         </w:rPr>
-        <w:t>Sales Analysis Dashboard using Power BI – Atliq Hardware</w:t>
+        <w:t xml:space="preserve">Sales Analysis Dashboard using Power BI – </w:t>
+      </w:r>
+      <w:proofErr w:type="spellStart"/>
+      <w:r>
+        <w:rPr>
+          <w:b/>
+          <w:bCs/>
+        </w:rPr>
+        <w:t>Atliq</w:t>
+      </w:r>
+      <w:proofErr w:type="spellEnd"/>
+      <w:r>
+        <w:rPr>
+          <w:b/>
+          <w:bCs/>
+        </w:rPr>
+        <w:t xml:space="preserve"> Hardware</w:t>
       </w:r>
     </w:p>
     <w:p>
@@ -131,27 +147,52 @@
           <w:bCs/>
         </w:rPr>
       </w:pPr>
-      <w:r>
-        <w:rPr>
-          <w:b/>
-          <w:bCs/>
-        </w:rPr>
-        <w:t>Atliq Hardware is a growing company operating in a highly competitive and dynamic market. The company sells products across multiple regions and receives sales reports from regional managers in the form of Excel files.</w:t>
-      </w:r>
-    </w:p>
-    <w:p>
-      <w:pPr>
-        <w:rPr>
-          <w:b/>
-          <w:bCs/>
-        </w:rPr>
-      </w:pPr>
-      <w:r>
-        <w:rPr>
-          <w:b/>
-          <w:bCs/>
-        </w:rPr>
-        <w:t>However, due to the increasing volume of data and market complexity, the sales manager finds it difficult to analyze performance using static Excel reports. As a result, the company faces challenges in identifying the reasons for declining sales and improving overall business performance.</w:t>
+      <w:proofErr w:type="spellStart"/>
+      <w:r>
+        <w:rPr>
+          <w:b/>
+          <w:bCs/>
+        </w:rPr>
+        <w:t>Atliq</w:t>
+      </w:r>
+      <w:proofErr w:type="spellEnd"/>
+      <w:r>
+        <w:rPr>
+          <w:b/>
+          <w:bCs/>
+        </w:rPr>
+        <w:t xml:space="preserve"> Hardware is a growing company operating in a highly competitive and dynamic market. The company sells products across multiple regions and receives sales reports from regional managers in the form of Excel files.</w:t>
+      </w:r>
+    </w:p>
+    <w:p>
+      <w:pPr>
+        <w:rPr>
+          <w:b/>
+          <w:bCs/>
+        </w:rPr>
+      </w:pPr>
+      <w:r>
+        <w:rPr>
+          <w:b/>
+          <w:bCs/>
+        </w:rPr>
+        <w:t xml:space="preserve">However, due to the increasing volume of data and market complexity, the sales manager finds it difficult to </w:t>
+      </w:r>
+      <w:proofErr w:type="spellStart"/>
+      <w:r>
+        <w:rPr>
+          <w:b/>
+          <w:bCs/>
+        </w:rPr>
+        <w:t>analyze</w:t>
+      </w:r>
+      <w:proofErr w:type="spellEnd"/>
+      <w:r>
+        <w:rPr>
+          <w:b/>
+          <w:bCs/>
+        </w:rPr>
+        <w:t xml:space="preserve"> performance using static Excel reports. As a result, the company faces challenges in identifying the reasons for declining sales and improving overall business performance.</w:t>
       </w:r>
     </w:p>
     <w:p>
@@ -204,7 +245,39 @@
           <w:b/>
           <w:bCs/>
         </w:rPr>
-        <w:t>The sales manager at Atliq Hardware faces difficulty in analyzing sales performance because regional managers provide only raw Excel reports. These reports lack consolidated and visual insights, making it difficult to identify sales trends, regional performance, and the reasons behind declining sales. As a result, the sales manager is unable to make effective data-driven decisions to increase sales.</w:t>
+        <w:t xml:space="preserve">The sales manager at </w:t>
+      </w:r>
+      <w:proofErr w:type="spellStart"/>
+      <w:r>
+        <w:rPr>
+          <w:b/>
+          <w:bCs/>
+        </w:rPr>
+        <w:t>Atliq</w:t>
+      </w:r>
+      <w:proofErr w:type="spellEnd"/>
+      <w:r>
+        <w:rPr>
+          <w:b/>
+          <w:bCs/>
+        </w:rPr>
+        <w:t xml:space="preserve"> Hardware faces difficulty in </w:t>
+      </w:r>
+      <w:proofErr w:type="spellStart"/>
+      <w:r>
+        <w:rPr>
+          <w:b/>
+          <w:bCs/>
+        </w:rPr>
+        <w:t>analyzing</w:t>
+      </w:r>
+      <w:proofErr w:type="spellEnd"/>
+      <w:r>
+        <w:rPr>
+          <w:b/>
+          <w:bCs/>
+        </w:rPr>
+        <w:t xml:space="preserve"> sales performance because regional managers provide only raw Excel reports. These reports lack consolidated and visual insights, making it difficult to identify sales trends, regional performance, and the reasons behind declining sales. As a result, the sales manager is unable to make effective data-driven decisions to increase sales.</w:t>
       </w:r>
     </w:p>
     <w:p>
@@ -2739,7 +2812,23 @@
           <w:b/>
           <w:bCs/>
         </w:rPr>
-        <w:t>After completing the data cleaning and transformation steps, the final dataset was loaded into Power BI for data modeling and visualization.</w:t>
+        <w:t xml:space="preserve">After completing the data cleaning and transformation steps, the final dataset was loaded into Power BI for data </w:t>
+      </w:r>
+      <w:proofErr w:type="spellStart"/>
+      <w:r>
+        <w:rPr>
+          <w:b/>
+          <w:bCs/>
+        </w:rPr>
+        <w:t>modeling</w:t>
+      </w:r>
+      <w:proofErr w:type="spellEnd"/>
+      <w:r>
+        <w:rPr>
+          <w:b/>
+          <w:bCs/>
+        </w:rPr>
+        <w:t xml:space="preserve"> and visualization.</w:t>
       </w:r>
     </w:p>
     <w:p>
@@ -2962,7 +3051,23 @@
           <w:b/>
           <w:bCs/>
         </w:rPr>
-        <w:t>The Sales Analysis Dashboard was developed using Microsoft Power BI to provide an interactive and consolidated view of Atliq Hardware’s sales performance.</w:t>
+        <w:t xml:space="preserve">The Sales Analysis Dashboard was developed using Microsoft Power BI to provide an interactive and consolidated view of </w:t>
+      </w:r>
+      <w:proofErr w:type="spellStart"/>
+      <w:r>
+        <w:rPr>
+          <w:b/>
+          <w:bCs/>
+        </w:rPr>
+        <w:t>Atliq</w:t>
+      </w:r>
+      <w:proofErr w:type="spellEnd"/>
+      <w:r>
+        <w:rPr>
+          <w:b/>
+          <w:bCs/>
+        </w:rPr>
+        <w:t xml:space="preserve"> Hardware’s sales performance.</w:t>
       </w:r>
       <w:r>
         <w:rPr>
@@ -2970,7 +3075,23 @@
           <w:bCs/>
         </w:rPr>
         <w:br/>
-        <w:t>The dashboard helps the sales manager to easily track key performance indicators (KPIs), analyze trends, and identify top-performing markets, customers, and products.</w:t>
+        <w:t xml:space="preserve">The dashboard helps the sales manager to easily track key performance indicators (KPIs), </w:t>
+      </w:r>
+      <w:proofErr w:type="spellStart"/>
+      <w:r>
+        <w:rPr>
+          <w:b/>
+          <w:bCs/>
+        </w:rPr>
+        <w:t>analyze</w:t>
+      </w:r>
+      <w:proofErr w:type="spellEnd"/>
+      <w:r>
+        <w:rPr>
+          <w:b/>
+          <w:bCs/>
+        </w:rPr>
+        <w:t xml:space="preserve"> trends, and identify top-performing markets, customers, and products.</w:t>
       </w:r>
     </w:p>
     <w:p>
@@ -3601,12 +3722,21 @@
           <w:bCs/>
         </w:rPr>
       </w:pPr>
-      <w:r>
-        <w:rPr>
-          <w:b/>
-          <w:bCs/>
-        </w:rPr>
-        <w:t>Electricalsara Stores consistently performs well in both revenue and sales quantity, making it the most stable and reliable customer.</w:t>
+      <w:proofErr w:type="spellStart"/>
+      <w:r>
+        <w:rPr>
+          <w:b/>
+          <w:bCs/>
+        </w:rPr>
+        <w:t>Electricalsara</w:t>
+      </w:r>
+      <w:proofErr w:type="spellEnd"/>
+      <w:r>
+        <w:rPr>
+          <w:b/>
+          <w:bCs/>
+        </w:rPr>
+        <w:t xml:space="preserve"> Stores consistently performs well in both revenue and sales quantity, making it the most stable and reliable customer.</w:t>
       </w:r>
     </w:p>
     <w:p>
@@ -4274,12 +4404,21 @@
           <w:bCs/>
         </w:rPr>
       </w:pPr>
-      <w:r>
-        <w:rPr>
-          <w:b/>
-          <w:bCs/>
-        </w:rPr>
-        <w:t>Helps management track trends, identify risks, and plan strategies proactively.</w:t>
+      <w:proofErr w:type="gramStart"/>
+      <w:r>
+        <w:rPr>
+          <w:b/>
+          <w:bCs/>
+        </w:rPr>
+        <w:t>Helps</w:t>
+      </w:r>
+      <w:proofErr w:type="gramEnd"/>
+      <w:r>
+        <w:rPr>
+          <w:b/>
+          <w:bCs/>
+        </w:rPr>
+        <w:t xml:space="preserve"> management track trends, identify risks, and plan strategies proactively.</w:t>
       </w:r>
     </w:p>
     <w:p>
@@ -10035,6 +10174,7 @@
   <w:style w:type="character" w:default="1" w:styleId="DefaultParagraphFont">
     <w:name w:val="Default Paragraph Font"/>
     <w:uiPriority w:val="1"/>
+    <w:semiHidden/>
     <w:unhideWhenUsed/>
   </w:style>
   <w:style w:type="table" w:default="1" w:styleId="TableNormal">
